--- a/docs/word/01-需求分析文档.docx
+++ b/docs/word/01-需求分析文档.docx
@@ -3231,6 +3231,176 @@
           </w:p>
         </w:tc>
       </w:tr>
+      <w:tr>
+        <w:tc>
+          <w:tcPr>
+            <w:tcW w:type="dxa" w:w="2197"/>
+          </w:tcPr>
+          <w:p>
+            <w:pPr>
+              <w:spacing w:line="276" w:lineRule="auto"/>
+            </w:pPr>
+            <w:r>
+              <w:rPr>
+                <w:rFonts w:ascii="Times New Roman" w:hAnsi="Times New Roman" w:eastAsia="宋体"/>
+                <w:b w:val="0"/>
+                <w:sz w:val="21"/>
+              </w:rPr>
+              <w:t>FR-T16</w:t>
+            </w:r>
+          </w:p>
+        </w:tc>
+        <w:tc>
+          <w:tcPr>
+            <w:tcW w:type="dxa" w:w="2197"/>
+          </w:tcPr>
+          <w:p>
+            <w:pPr>
+              <w:spacing w:line="276" w:lineRule="auto"/>
+            </w:pPr>
+            <w:r>
+              <w:rPr>
+                <w:rFonts w:ascii="Times New Roman" w:hAnsi="Times New Roman" w:eastAsia="宋体"/>
+                <w:b w:val="0"/>
+                <w:sz w:val="21"/>
+              </w:rPr>
+              <w:t>卷库收纳</w:t>
+            </w:r>
+          </w:p>
+        </w:tc>
+        <w:tc>
+          <w:tcPr>
+            <w:tcW w:type="dxa" w:w="2197"/>
+          </w:tcPr>
+          <w:p>
+            <w:pPr>
+              <w:spacing w:line="276" w:lineRule="auto"/>
+            </w:pPr>
+            <w:r>
+              <w:rPr>
+                <w:rFonts w:ascii="Times New Roman" w:hAnsi="Times New Roman" w:eastAsia="宋体"/>
+                <w:b w:val="0"/>
+                <w:sz w:val="21"/>
+              </w:rPr>
+              <w:t>卷库只增不减会越用越乱，故：</w:t>
+            </w:r>
+            <w:r>
+              <w:rPr>
+                <w:rFonts w:ascii="Times New Roman" w:hAnsi="Times New Roman" w:eastAsia="宋体"/>
+                <w:b/>
+                <w:sz w:val="21"/>
+              </w:rPr>
+              <w:t>没有学生成绩的卷可以删除</w:t>
+            </w:r>
+            <w:r>
+              <w:rPr>
+                <w:rFonts w:ascii="Times New Roman" w:hAnsi="Times New Roman" w:eastAsia="宋体"/>
+                <w:b w:val="0"/>
+                <w:sz w:val="21"/>
+              </w:rPr>
+              <w:t>；</w:t>
+            </w:r>
+            <w:r>
+              <w:rPr>
+                <w:rFonts w:ascii="Times New Roman" w:hAnsi="Times New Roman" w:eastAsia="宋体"/>
+                <w:b/>
+                <w:sz w:val="21"/>
+              </w:rPr>
+              <w:t>任何卷都可以归档</w:t>
+            </w:r>
+            <w:r>
+              <w:rPr>
+                <w:rFonts w:ascii="Times New Roman" w:hAnsi="Times New Roman" w:eastAsia="宋体"/>
+                <w:b w:val="0"/>
+                <w:sz w:val="21"/>
+              </w:rPr>
+              <w:t>（从默认列表里收起，可随时恢复）。</w:t>
+            </w:r>
+            <w:r>
+              <w:rPr>
+                <w:rFonts w:ascii="Times New Roman" w:hAnsi="Times New Roman" w:eastAsia="宋体"/>
+                <w:b/>
+                <w:sz w:val="21"/>
+              </w:rPr>
+              <w:t>已有学生成绩的卷不允许删除，只能归档</w:t>
+            </w:r>
+            <w:r>
+              <w:rPr>
+                <w:rFonts w:ascii="Times New Roman" w:hAnsi="Times New Roman" w:eastAsia="宋体"/>
+                <w:b w:val="0"/>
+                <w:sz w:val="21"/>
+              </w:rPr>
+              <w:t xml:space="preserve">——成绩与卷解绑会破坏历史成绩的可还原性（FR-T12），且 </w:t>
+            </w:r>
+            <w:r>
+              <w:rPr>
+                <w:rFonts w:ascii="Consolas" w:hAnsi="Consolas" w:eastAsia="Consolas"/>
+                <w:b w:val="0"/>
+                <w:sz w:val="19"/>
+              </w:rPr>
+              <w:t>attempt.paper_id</w:t>
+            </w:r>
+            <w:r>
+              <w:rPr>
+                <w:rFonts w:ascii="Times New Roman" w:hAnsi="Times New Roman" w:eastAsia="宋体"/>
+                <w:b w:val="0"/>
+                <w:sz w:val="21"/>
+              </w:rPr>
+              <w:t xml:space="preserve"> 外键本就禁止物理删除。归档</w:t>
+            </w:r>
+            <w:r>
+              <w:rPr>
+                <w:rFonts w:ascii="Times New Roman" w:hAnsi="Times New Roman" w:eastAsia="宋体"/>
+                <w:b/>
+                <w:sz w:val="21"/>
+              </w:rPr>
+              <w:t>不改变</w:t>
+            </w:r>
+            <w:r>
+              <w:rPr>
+                <w:rFonts w:ascii="Times New Roman" w:hAnsi="Times New Roman" w:eastAsia="宋体"/>
+                <w:b w:val="0"/>
+                <w:sz w:val="21"/>
+              </w:rPr>
+              <w:t>卷的发布状态，也</w:t>
+            </w:r>
+            <w:r>
+              <w:rPr>
+                <w:rFonts w:ascii="Times New Roman" w:hAnsi="Times New Roman" w:eastAsia="宋体"/>
+                <w:b/>
+                <w:sz w:val="21"/>
+              </w:rPr>
+              <w:t>不影响学生端</w:t>
+            </w:r>
+            <w:r>
+              <w:rPr>
+                <w:rFonts w:ascii="Times New Roman" w:hAnsi="Times New Roman" w:eastAsia="宋体"/>
+                <w:b w:val="0"/>
+                <w:sz w:val="21"/>
+              </w:rPr>
+              <w:t>（已发出的卷照常可答）（D78）</w:t>
+            </w:r>
+          </w:p>
+        </w:tc>
+        <w:tc>
+          <w:tcPr>
+            <w:tcW w:type="dxa" w:w="2197"/>
+          </w:tcPr>
+          <w:p>
+            <w:pPr>
+              <w:spacing w:line="276" w:lineRule="auto"/>
+            </w:pPr>
+            <w:r>
+              <w:rPr>
+                <w:rFonts w:ascii="Times New Roman" w:hAnsi="Times New Roman" w:eastAsia="宋体"/>
+                <w:b w:val="0"/>
+                <w:sz w:val="21"/>
+              </w:rPr>
+              <w:t>本期</w:t>
+            </w:r>
+          </w:p>
+        </w:tc>
+      </w:tr>
     </w:tbl>
     <w:p>
       <w:pPr>
